--- a/paper/manuscript_final.docx
+++ b/paper/manuscript_final.docx
@@ -3254,7 +3254,7 @@
         <w:spacing w:after="120" w:line="276"/>
       </w:pPr>
       <w:r>
-        <w:t xml:space="preserve">Code and analysis scripts: [GitHub repository URL — PENDING]</w:t>
+        <w:t xml:space="preserve">Code and analysis scripts: https://github.com/mkroman101/sod1-motif-scaffolding</w:t>
       </w:r>
     </w:p>
     <w:p>

--- a/paper/manuscript_final.docx
+++ b/paper/manuscript_final.docx
@@ -3267,7 +3267,7 @@
         <w:spacing w:after="120" w:line="276"/>
       </w:pPr>
       <w:r>
-        <w:t xml:space="preserve">Versioned reproducibility archive (code, environment files, full result tables): Zenodo, DOI [PENDING]</w:t>
+        <w:t xml:space="preserve">Versioned reproducibility archive (code, environment files, full result tables): Zenodo, DOI 10.5281/zenodo.22038707</w:t>
       </w:r>
     </w:p>
     <w:p>

--- a/paper/manuscript_final.docx
+++ b/paper/manuscript_final.docx
@@ -3359,6 +3359,29 @@
       </w:r>
       <w:r>
         <w:t xml:space="preserve"> 2025.09.18.676967 (2025). DOI: 10.1101/2025.09.18.676967. [Preprint.]</w:t>
+      </w:r>
+    </w:p>
+    <w:p>
+      <w:pPr>
+        <w:pStyle w:val="ListParagraph"/>
+        <w:numPr>
+          <w:ilvl w:val="0"/>
+          <w:numId w:val="3"/>
+        </w:numPr>
+        <w:spacing w:after="160" w:line="276"/>
+      </w:pPr>
+      <w:r>
+        <w:t xml:space="preserve">Dauparas, J., Lee, G.R., Pecoraro, R., An, L., Anishchenko, I., Glasscock, C. &amp; Baker, D. Atomic context-conditioned protein sequence design using LigandMPNN. </w:t>
+      </w:r>
+      <w:r>
+        <w:rPr>
+          <w:i/>
+          <w:iCs/>
+        </w:rPr>
+        <w:t xml:space="preserve">Nature Methods</w:t>
+      </w:r>
+      <w:r>
+        <w:t xml:space="preserve"> 22, 717–723 (2025). DOI: 10.1038/s41592-025-02626-1.</w:t>
       </w:r>
     </w:p>
     <w:p>

--- a/paper/manuscript_final.docx
+++ b/paper/manuscript_final.docx
@@ -3359,6 +3359,29 @@
       </w:r>
       <w:r>
         <w:t xml:space="preserve"> 2025.09.18.676967 (2025). DOI: 10.1101/2025.09.18.676967. [Preprint.]</w:t>
+      </w:r>
+    </w:p>
+    <w:p>
+      <w:pPr>
+        <w:pStyle w:val="ListParagraph"/>
+        <w:numPr>
+          <w:ilvl w:val="0"/>
+          <w:numId w:val="3"/>
+        </w:numPr>
+        <w:spacing w:after="160" w:line="276"/>
+      </w:pPr>
+      <w:r>
+        <w:t xml:space="preserve">Dauparas, J., Anishchenko, I., Bennett, N., Bai, H., Ragotte, R.J., Milles, L.F., Wicky, B.I.M., Courbet, A., de Haas, R.J., Bethel, N. et al. Robust deep learning-based protein sequence design using ProteinMPNN. </w:t>
+      </w:r>
+      <w:r>
+        <w:rPr>
+          <w:i/>
+          <w:iCs/>
+        </w:rPr>
+        <w:t xml:space="preserve">Science</w:t>
+      </w:r>
+      <w:r>
+        <w:t xml:space="preserve"> 378, 49–56 (2022).</w:t>
       </w:r>
     </w:p>
     <w:p>

--- a/paper/manuscript_final.docx
+++ b/paper/manuscript_final.docx
@@ -3280,7 +3280,7 @@
         <w:spacing w:after="120" w:line="276"/>
       </w:pPr>
       <w:r>
-        <w:t xml:space="preserve">Final structure coordinates: ModelArchive, accession [PENDING]</w:t>
+        <w:t xml:space="preserve">Final structure coordinates: ModelArchive, accession 10.5452/ma-qc96a (DOI pending publication of the accompanying manuscript, per ModelArchive's standard policy — will be formally registered once this paper is live)</w:t>
       </w:r>
     </w:p>
     <w:p>
